--- a/Khiếu nại/01-KN.docx
+++ b/Khiếu nại/01-KN.docx
@@ -8,8 +8,8 @@
         <w:tblLook w:val="01E0" w:firstRow="1" w:lastRow="1" w:firstColumn="1" w:lastColumn="1" w:noHBand="0" w:noVBand="0"/>
       </w:tblPr>
       <w:tblGrid>
-        <w:gridCol w:w="3051"/>
-        <w:gridCol w:w="6236"/>
+        <w:gridCol w:w="3278"/>
+        <w:gridCol w:w="6082"/>
       </w:tblGrid>
       <w:tr>
         <w:tc>
@@ -31,7 +31,23 @@
                 <w:sz w:val="26"/>
                 <w:szCs w:val="26"/>
               </w:rPr>
-              <w:t>[[DVChuQuan]]</w:t>
+              <w:t>[[</w:t>
+            </w:r>
+            <w:r>
+              <w:rPr>
+                <w:color w:val="000000"/>
+                <w:sz w:val="26"/>
+                <w:szCs w:val="26"/>
+              </w:rPr>
+              <w:t>TenCoQuanToChucLine1</w:t>
+            </w:r>
+            <w:r>
+              <w:rPr>
+                <w:color w:val="000000"/>
+                <w:sz w:val="26"/>
+                <w:szCs w:val="26"/>
+              </w:rPr>
+              <w:t>]]</w:t>
             </w:r>
           </w:p>
           <w:p>
@@ -58,8 +74,10 @@
                 <w:sz w:val="26"/>
                 <w:szCs w:val="26"/>
               </w:rPr>
-              <w:t>DVThucHien</w:t>
-            </w:r>
+              <w:t>TenCoQuanToChucLine2</w:t>
+            </w:r>
+            <w:bookmarkStart w:id="0" w:name="_GoBack"/>
+            <w:bookmarkEnd w:id="0"/>
             <w:r>
               <w:rPr>
                 <w:color w:val="000000"/>
@@ -786,8 +804,6 @@
         </w:rPr>
         <w:t>[[NoiDungDeXuat]]</w:t>
       </w:r>
-      <w:bookmarkStart w:id="0" w:name="_GoBack"/>
-      <w:bookmarkEnd w:id="0"/>
     </w:p>
     <w:p>
       <w:pPr>
@@ -1033,12 +1049,9 @@
           </w:tcPr>
           <w:p>
             <w:pPr>
-              <w:spacing w:line="440" w:lineRule="atLeast"/>
               <w:jc w:val="center"/>
               <w:rPr>
                 <w:b/>
-                <w:color w:val="000000"/>
-                <w:spacing w:val="-24"/>
                 <w:sz w:val="26"/>
                 <w:szCs w:val="26"/>
                 <w:vertAlign w:val="superscript"/>
@@ -1047,8 +1060,6 @@
             <w:r>
               <w:rPr>
                 <w:b/>
-                <w:color w:val="000000"/>
-                <w:spacing w:val="-24"/>
                 <w:sz w:val="26"/>
                 <w:szCs w:val="26"/>
               </w:rPr>
@@ -1057,8 +1068,6 @@
             <w:r>
               <w:rPr>
                 <w:b/>
-                <w:color w:val="000000"/>
-                <w:spacing w:val="-24"/>
                 <w:sz w:val="26"/>
                 <w:szCs w:val="26"/>
               </w:rPr>
@@ -1067,22 +1076,10 @@
             <w:r>
               <w:rPr>
                 <w:b/>
-                <w:color w:val="000000"/>
-                <w:spacing w:val="-24"/>
                 <w:sz w:val="26"/>
                 <w:szCs w:val="26"/>
               </w:rPr>
               <w:t>]]</w:t>
-            </w:r>
-            <w:r>
-              <w:rPr>
-                <w:b/>
-                <w:color w:val="000000"/>
-                <w:spacing w:val="-24"/>
-                <w:sz w:val="26"/>
-                <w:szCs w:val="26"/>
-              </w:rPr>
-              <w:t xml:space="preserve"> </w:t>
             </w:r>
           </w:p>
           <w:p>
@@ -1107,14 +1104,6 @@
                 <w:color w:val="000000"/>
               </w:rPr>
             </w:pPr>
-            <w:r>
-              <w:rPr>
-                <w:bCs/>
-                <w:i/>
-                <w:color w:val="000000"/>
-              </w:rPr>
-              <w:t>(Chữ ký, dấu-nếu có)</w:t>
-            </w:r>
           </w:p>
           <w:p>
             <w:pPr>
@@ -1141,7 +1130,7 @@
                 <w:b/>
                 <w:color w:val="000000"/>
               </w:rPr>
-              <w:t>(Cấp bậc, họ tên)</w:t>
+              <w:t>[[CapBacHoTen]]</w:t>
             </w:r>
           </w:p>
         </w:tc>
